--- a/Backend/src/templates/qas/FOR Acta QA Internet dedicado empresarial.docx
+++ b/Backend/src/templates/qas/FOR Acta QA Internet dedicado empresarial.docx
@@ -32,587 +32,542 @@
           <w:b/>
         </w:rPr>
         <w:t>Visita Número:</w:t>
-      </w:r>
-      <w:r>
-        <w:rPr>
-          <w:rFonts w:ascii="Arial" w:eastAsia="Arial" w:hAnsi="Arial" w:cs="Arial"/>
-          <w:b/>
-        </w:rPr>
         <w:tab/>
-      </w:r>
-      <w:r>
-        <w:rPr>
-          <w:rFonts w:ascii="Arial" w:eastAsia="Arial" w:hAnsi="Arial" w:cs="Arial"/>
-          <w:b/>
-        </w:rPr>
+        <w:t>{visita_numero}</w:t>
+      </w:r>
+      <w:r>
+        <w:rPr>
+          <w:rFonts w:ascii="Arial" w:eastAsia="Arial" w:hAnsi="Arial" w:cs="Arial"/>
+          <w:b/>
+        </w:rPr>
+      </w:r>
+      <w:r>
+        <w:rPr>
+          <w:rFonts w:ascii="Arial" w:eastAsia="Arial" w:hAnsi="Arial" w:cs="Arial"/>
+          <w:b/>
+        </w:rPr>
+      </w:r>
+      <w:r>
+        <w:rPr>
+          <w:rFonts w:ascii="Arial" w:eastAsia="Arial" w:hAnsi="Arial" w:cs="Arial"/>
+          <w:b/>
+        </w:rPr>
+      </w:r>
+    </w:p>
+    <w:p>
+      <w:pPr>
+        <w:rPr>
+          <w:rFonts w:ascii="Arial" w:eastAsia="Arial" w:hAnsi="Arial" w:cs="Arial"/>
+          <w:b/>
+          <w:bCs/>
+        </w:rPr>
+      </w:pPr>
+      <w:r>
+        <w:rPr>
+          <w:rFonts w:ascii="Arial" w:eastAsia="Arial" w:hAnsi="Arial" w:cs="Arial"/>
+          <w:b/>
+          <w:bCs/>
+        </w:rPr>
+        <w:t>Fecha Ejecución:</w:t>
         <w:tab/>
-      </w:r>
-      <w:r>
-        <w:rPr>
-          <w:rFonts w:ascii="Arial" w:eastAsia="Arial" w:hAnsi="Arial" w:cs="Arial"/>
-          <w:b/>
-        </w:rPr>
+        <w:t>{fecha_ejecucion}</w:t>
+      </w:r>
+      <w:r>
+        <w:rPr>
+          <w:rFonts w:ascii="Arial" w:eastAsia="Arial" w:hAnsi="Arial" w:cs="Arial"/>
+          <w:b/>
+          <w:bCs/>
+        </w:rPr>
+      </w:r>
+      <w:r>
+        <w:rPr>
+          <w:rFonts w:ascii="Arial" w:eastAsia="Arial" w:hAnsi="Arial" w:cs="Arial"/>
+          <w:b/>
+          <w:bCs/>
+        </w:rPr>
+      </w:r>
+      <w:r>
+        <w:rPr>
+          <w:rFonts w:ascii="Arial" w:eastAsia="Arial" w:hAnsi="Arial" w:cs="Arial"/>
+          <w:b/>
+          <w:bCs/>
+        </w:rPr>
+      </w:r>
+      <w:r>
+        <w:rPr>
+          <w:rFonts w:ascii="Arial" w:eastAsia="Arial" w:hAnsi="Arial" w:cs="Arial"/>
+          <w:b/>
+          <w:bCs/>
+        </w:rPr>
+      </w:r>
+      <w:r>
+        <w:rPr>
+          <w:rFonts w:ascii="Arial" w:eastAsia="Arial" w:hAnsi="Arial" w:cs="Arial"/>
+          <w:b/>
+          <w:bCs/>
+        </w:rPr>
+      </w:r>
+    </w:p>
+    <w:p>
+      <w:pPr>
+        <w:rPr>
+          <w:rFonts w:ascii="Arial" w:eastAsia="Arial" w:hAnsi="Arial" w:cs="Arial"/>
+          <w:b/>
+          <w:bCs/>
+        </w:rPr>
+      </w:pPr>
+      <w:r>
+        <w:rPr>
+          <w:rFonts w:ascii="Arial" w:eastAsia="Arial" w:hAnsi="Arial" w:cs="Arial"/>
+          <w:b/>
+          <w:bCs/>
+        </w:rPr>
+        <w:t>Hora Inicio:</w:t>
         <w:tab/>
-        <w:t>1</w:t>
-      </w:r>
-    </w:p>
-    <w:p>
-      <w:pPr>
+        <w:t>{hora_inicio}</w:t>
+      </w:r>
+      <w:r/>
+      <w:r/>
+      <w:r/>
+      <w:r>
         <w:rPr>
           <w:rFonts w:ascii="Arial" w:eastAsia="Arial" w:hAnsi="Arial" w:cs="Arial"/>
           <w:b/>
           <w:bCs/>
         </w:rPr>
-      </w:pPr>
+      </w:r>
       <w:r>
         <w:rPr>
           <w:rFonts w:ascii="Arial" w:eastAsia="Arial" w:hAnsi="Arial" w:cs="Arial"/>
           <w:b/>
           <w:bCs/>
         </w:rPr>
-        <w:t>Fecha Ejecución:</w:t>
-      </w:r>
-      <w:r>
+      </w:r>
+    </w:p>
+    <w:p>
+      <w:pPr>
+        <w:rPr>
+          <w:rFonts w:ascii="Arial" w:eastAsia="Arial" w:hAnsi="Arial" w:cs="Arial"/>
+          <w:b/>
+        </w:rPr>
+      </w:pPr>
+      <w:r>
+        <w:rPr>
+          <w:rFonts w:ascii="Arial" w:eastAsia="Arial" w:hAnsi="Arial" w:cs="Arial"/>
+          <w:b/>
+        </w:rPr>
+        <w:t>Tiempo Transporte:</w:t>
+        <w:tab/>
+        <w:t>{tiempo_transporte}</w:t>
+      </w:r>
+      <w:r>
+        <w:rPr>
+          <w:rFonts w:ascii="Arial" w:eastAsia="Arial" w:hAnsi="Arial" w:cs="Arial"/>
+          <w:b/>
+        </w:rPr>
+      </w:r>
+      <w:r>
+        <w:rPr>
+          <w:rFonts w:ascii="Arial" w:eastAsia="Arial" w:hAnsi="Arial" w:cs="Arial"/>
+          <w:b/>
+        </w:rPr>
+      </w:r>
+      <w:r>
+        <w:rPr>
+          <w:rFonts w:ascii="Arial" w:eastAsia="Arial" w:hAnsi="Arial" w:cs="Arial"/>
+          <w:b/>
+        </w:rPr>
+      </w:r>
+    </w:p>
+    <w:p>
+      <w:pPr>
+        <w:rPr>
+          <w:rFonts w:ascii="Arial" w:eastAsia="Arial" w:hAnsi="Arial" w:cs="Arial"/>
+          <w:b/>
+        </w:rPr>
+      </w:pPr>
+      <w:r>
+        <w:rPr>
+          <w:rFonts w:ascii="Arial" w:eastAsia="Arial" w:hAnsi="Arial" w:cs="Arial"/>
+          <w:b/>
+        </w:rPr>
+        <w:t>Tiempo Antesala:</w:t>
+        <w:tab/>
+        <w:t>{tiempo_antesala}</w:t>
+      </w:r>
+      <w:r>
+        <w:rPr>
+          <w:rFonts w:ascii="Arial" w:eastAsia="Arial" w:hAnsi="Arial" w:cs="Arial"/>
+          <w:b/>
+        </w:rPr>
+      </w:r>
+      <w:r>
+        <w:rPr>
+          <w:rFonts w:ascii="Arial" w:eastAsia="Arial" w:hAnsi="Arial" w:cs="Arial"/>
+          <w:b/>
+        </w:rPr>
+      </w:r>
+      <w:r>
+        <w:rPr>
+          <w:rFonts w:ascii="Arial" w:eastAsia="Arial" w:hAnsi="Arial" w:cs="Arial"/>
+          <w:b/>
+        </w:rPr>
+      </w:r>
+    </w:p>
+    <w:p>
+      <w:pPr>
+        <w:rPr>
+          <w:rFonts w:ascii="Arial" w:eastAsia="Arial" w:hAnsi="Arial" w:cs="Arial"/>
+          <w:b/>
+        </w:rPr>
+      </w:pPr>
+      <w:r>
+        <w:rPr>
+          <w:rFonts w:ascii="Arial" w:eastAsia="Arial" w:hAnsi="Arial" w:cs="Arial"/>
+          <w:b/>
+        </w:rPr>
+        <w:t>Tiempo Ejecución:</w:t>
+        <w:tab/>
+        <w:t>{tiempo_ejecucion}</w:t>
+      </w:r>
+      <w:r>
+        <w:rPr>
+          <w:rFonts w:ascii="Arial" w:eastAsia="Arial" w:hAnsi="Arial" w:cs="Arial"/>
+          <w:b/>
+        </w:rPr>
+      </w:r>
+      <w:r>
+        <w:rPr>
+          <w:rFonts w:ascii="Arial" w:eastAsia="Arial" w:hAnsi="Arial" w:cs="Arial"/>
+          <w:b/>
+        </w:rPr>
+      </w:r>
+      <w:r>
+        <w:rPr>
+          <w:rFonts w:ascii="Arial" w:eastAsia="Arial" w:hAnsi="Arial" w:cs="Arial"/>
+          <w:b/>
+        </w:rPr>
+      </w:r>
+    </w:p>
+    <w:p>
+      <w:pPr>
+        <w:rPr>
+          <w:rFonts w:ascii="Arial" w:eastAsia="Arial" w:hAnsi="Arial" w:cs="Arial"/>
+          <w:b/>
+        </w:rPr>
+      </w:pPr>
+      <w:r>
+        <w:rPr>
+          <w:rFonts w:ascii="Arial" w:eastAsia="Arial" w:hAnsi="Arial" w:cs="Arial"/>
+          <w:b/>
+        </w:rPr>
+        <w:t>Espera Claro:</w:t>
+        <w:tab/>
+        <w:t>{tiempo_espera_claro}</w:t>
+      </w:r>
+      <w:r>
+        <w:rPr>
+          <w:rFonts w:ascii="Arial" w:eastAsia="Arial" w:hAnsi="Arial" w:cs="Arial"/>
+          <w:b/>
+        </w:rPr>
+      </w:r>
+      <w:r>
+        <w:rPr>
+          <w:rFonts w:ascii="Arial" w:eastAsia="Arial" w:hAnsi="Arial" w:cs="Arial"/>
+          <w:b/>
+        </w:rPr>
+      </w:r>
+      <w:r>
+        <w:rPr>
+          <w:rFonts w:ascii="Arial" w:eastAsia="Arial" w:hAnsi="Arial" w:cs="Arial"/>
+          <w:b/>
+        </w:rPr>
+      </w:r>
+      <w:r>
+        <w:rPr>
+          <w:rFonts w:ascii="Arial" w:eastAsia="Arial" w:hAnsi="Arial" w:cs="Arial"/>
+          <w:b/>
+        </w:rPr>
+      </w:r>
+      <w:r>
+        <w:rPr>
+          <w:rFonts w:ascii="Arial" w:eastAsia="Arial" w:hAnsi="Arial" w:cs="Arial"/>
+          <w:b/>
+        </w:rPr>
+      </w:r>
+    </w:p>
+    <w:p>
+      <w:pPr>
         <w:rPr>
           <w:rFonts w:ascii="Arial" w:eastAsia="Arial" w:hAnsi="Arial" w:cs="Arial"/>
           <w:b/>
           <w:bCs/>
         </w:rPr>
+      </w:pPr>
+      <w:r>
+        <w:rPr>
+          <w:rFonts w:ascii="Arial" w:eastAsia="Arial" w:hAnsi="Arial" w:cs="Arial"/>
+          <w:b/>
+          <w:bCs/>
+        </w:rPr>
+        <w:t>Hora Salida:</w:t>
         <w:tab/>
-      </w:r>
+        <w:t>{hora_salida}</w:t>
+      </w:r>
+      <w:r/>
+      <w:r/>
+      <w:r/>
       <w:r>
         <w:rPr>
           <w:rFonts w:ascii="Arial" w:eastAsia="Arial" w:hAnsi="Arial" w:cs="Arial"/>
           <w:b/>
           <w:bCs/>
         </w:rPr>
+      </w:r>
+      <w:r>
+        <w:rPr>
+          <w:rFonts w:ascii="Arial" w:eastAsia="Arial" w:hAnsi="Arial" w:cs="Arial"/>
+          <w:b/>
+          <w:bCs/>
+        </w:rPr>
+      </w:r>
+    </w:p>
+    <w:p>
+      <w:pPr>
+        <w:rPr>
+          <w:rFonts w:ascii="Arial" w:eastAsia="Arial" w:hAnsi="Arial" w:cs="Arial"/>
+          <w:b/>
+        </w:rPr>
+      </w:pPr>
+    </w:p>
+    <w:p>
+      <w:pPr>
+        <w:rPr>
+          <w:rFonts w:ascii="Arial" w:eastAsia="Arial" w:hAnsi="Arial" w:cs="Arial"/>
+          <w:b/>
+        </w:rPr>
+      </w:pPr>
+      <w:r>
+        <w:rPr>
+          <w:rFonts w:ascii="Arial" w:eastAsia="Arial" w:hAnsi="Arial" w:cs="Arial"/>
+          <w:b/>
+        </w:rPr>
+        <w:t>Ing. Outsourcing:</w:t>
         <w:tab/>
-        <w:t>30</w:t>
-      </w:r>
-      <w:r>
+        <w:t>{ingeniero_outsourcing}</w:t>
+      </w:r>
+      <w:r>
+        <w:rPr>
+          <w:rFonts w:ascii="Arial" w:eastAsia="Arial" w:hAnsi="Arial" w:cs="Arial"/>
+          <w:b/>
+        </w:rPr>
+      </w:r>
+      <w:r>
+        <w:rPr>
+          <w:rFonts w:ascii="Arial" w:eastAsia="Arial" w:hAnsi="Arial" w:cs="Arial"/>
+          <w:b/>
+        </w:rPr>
+      </w:r>
+      <w:r>
+        <w:rPr>
+          <w:rFonts w:ascii="Arial" w:eastAsia="Arial" w:hAnsi="Arial" w:cs="Arial"/>
+          <w:b/>
+        </w:rPr>
+      </w:r>
+    </w:p>
+    <w:p>
+      <w:pPr>
+        <w:rPr>
+          <w:rFonts w:ascii="Arial" w:eastAsia="Arial" w:hAnsi="Arial" w:cs="Arial"/>
+          <w:b/>
+        </w:rPr>
+      </w:pPr>
+      <w:r>
+        <w:rPr>
+          <w:rFonts w:ascii="Arial" w:eastAsia="Arial" w:hAnsi="Arial" w:cs="Arial"/>
+          <w:b/>
+        </w:rPr>
+        <w:t>Multímetro:</w:t>
+        <w:tab/>
+        <w:t>{multimetro}</w:t>
+      </w:r>
+      <w:r>
+        <w:rPr>
+          <w:rFonts w:ascii="Arial" w:eastAsia="Arial" w:hAnsi="Arial" w:cs="Arial"/>
+          <w:b/>
+        </w:rPr>
+      </w:r>
+      <w:r>
+        <w:rPr>
+          <w:rFonts w:ascii="Arial" w:eastAsia="Arial" w:hAnsi="Arial" w:cs="Arial"/>
+          <w:b/>
+        </w:rPr>
+      </w:r>
+      <w:r>
+        <w:rPr>
+          <w:rFonts w:ascii="Arial" w:eastAsia="Arial" w:hAnsi="Arial" w:cs="Arial"/>
+          <w:b/>
+        </w:rPr>
+      </w:r>
+      <w:r>
+        <w:rPr>
+          <w:rFonts w:ascii="Arial" w:eastAsia="Arial" w:hAnsi="Arial" w:cs="Arial"/>
+          <w:b/>
+        </w:rPr>
+      </w:r>
+    </w:p>
+    <w:p>
+      <w:pPr>
+        <w:rPr>
+          <w:rFonts w:ascii="Arial" w:eastAsia="Arial" w:hAnsi="Arial" w:cs="Arial"/>
+          <w:b/>
+        </w:rPr>
+      </w:pPr>
+      <w:r>
+        <w:rPr>
+          <w:rFonts w:ascii="Arial" w:eastAsia="Arial" w:hAnsi="Arial" w:cs="Arial"/>
+          <w:b/>
+        </w:rPr>
+        <w:t>Analizador de BER:</w:t>
+        <w:tab/>
+        <w:t>{analizador_ber}</w:t>
+      </w:r>
+      <w:r>
+        <w:rPr>
+          <w:rFonts w:ascii="Arial" w:eastAsia="Arial" w:hAnsi="Arial" w:cs="Arial"/>
+          <w:b/>
+        </w:rPr>
+      </w:r>
+      <w:r>
+        <w:rPr>
+          <w:rFonts w:ascii="Arial" w:eastAsia="Arial" w:hAnsi="Arial" w:cs="Arial"/>
+          <w:b/>
+        </w:rPr>
+      </w:r>
+    </w:p>
+    <w:p>
+      <w:pPr>
         <w:rPr>
           <w:rFonts w:ascii="Arial" w:eastAsia="Arial" w:hAnsi="Arial" w:cs="Arial"/>
           <w:b/>
           <w:bCs/>
         </w:rPr>
-        <w:t>.0</w:t>
-      </w:r>
+      </w:pPr>
       <w:r>
         <w:rPr>
           <w:rFonts w:ascii="Arial" w:eastAsia="Arial" w:hAnsi="Arial" w:cs="Arial"/>
           <w:b/>
           <w:bCs/>
         </w:rPr>
-        <w:t>6</w:t>
-      </w:r>
+        <w:t>Soporte Claro:</w:t>
+        <w:tab/>
+        <w:t>{soporte_claro}</w:t>
+      </w:r>
+      <w:r/>
+      <w:r/>
+      <w:r/>
       <w:r>
         <w:rPr>
           <w:rFonts w:ascii="Arial" w:eastAsia="Arial" w:hAnsi="Arial" w:cs="Arial"/>
           <w:b/>
           <w:bCs/>
         </w:rPr>
-        <w:t>.2023</w:t>
-      </w:r>
-    </w:p>
-    <w:p>
-      <w:pPr>
+      </w:r>
+      <w:r>
         <w:rPr>
           <w:rFonts w:ascii="Arial" w:eastAsia="Arial" w:hAnsi="Arial" w:cs="Arial"/>
           <w:b/>
           <w:bCs/>
         </w:rPr>
-      </w:pPr>
-      <w:r>
+      </w:r>
+    </w:p>
+    <w:p>
+      <w:pPr>
         <w:rPr>
           <w:rFonts w:ascii="Arial" w:eastAsia="Arial" w:hAnsi="Arial" w:cs="Arial"/>
           <w:b/>
           <w:bCs/>
         </w:rPr>
-        <w:t>Hora Inicio:</w:t>
-      </w:r>
-      <w:r>
+      </w:pPr>
+      <w:r>
+        <w:rPr>
+          <w:rFonts w:ascii="Arial" w:eastAsia="Arial" w:hAnsi="Arial" w:cs="Arial"/>
+          <w:b/>
+          <w:bCs/>
+        </w:rPr>
+        <w:t>Firma el Acta:</w:t>
         <w:tab/>
-      </w:r>
-      <w:r>
+        <w:t>{firma_acta}</w:t>
+      </w:r>
+      <w:r/>
+      <w:r/>
+      <w:r/>
+      <w:r>
+        <w:rPr>
+          <w:rFonts w:ascii="Arial" w:eastAsia="Arial" w:hAnsi="Arial" w:cs="Arial"/>
+          <w:b/>
+          <w:bCs/>
+        </w:rPr>
+      </w:r>
+    </w:p>
+    <w:p>
+      <w:pPr>
+        <w:rPr>
+          <w:rFonts w:ascii="Arial" w:eastAsia="Arial" w:hAnsi="Arial" w:cs="Arial"/>
+          <w:b/>
+        </w:rPr>
+      </w:pPr>
+    </w:p>
+    <w:p>
+      <w:pPr>
+        <w:rPr>
+          <w:rFonts w:ascii="Arial" w:eastAsia="Arial" w:hAnsi="Arial" w:cs="Arial"/>
+          <w:b/>
+        </w:rPr>
+      </w:pPr>
+      <w:r>
+        <w:rPr>
+          <w:rFonts w:ascii="Arial" w:eastAsia="Arial" w:hAnsi="Arial" w:cs="Arial"/>
+          <w:b/>
+        </w:rPr>
+        <w:t>Caso Seguimiento:</w:t>
         <w:tab/>
-      </w:r>
-      <w:r>
+        <w:t>{caso_seguimiento}</w:t>
+      </w:r>
+      <w:r>
+        <w:rPr>
+          <w:rFonts w:ascii="Arial" w:eastAsia="Arial" w:hAnsi="Arial" w:cs="Arial"/>
+          <w:b/>
+        </w:rPr>
+      </w:r>
+      <w:r>
+        <w:rPr>
+          <w:rFonts w:ascii="Arial" w:eastAsia="Arial" w:hAnsi="Arial" w:cs="Arial"/>
+          <w:b/>
+        </w:rPr>
+      </w:r>
+    </w:p>
+    <w:p>
+      <w:pPr>
+        <w:rPr>
+          <w:rFonts w:ascii="Arial" w:eastAsia="Arial" w:hAnsi="Arial" w:cs="Arial"/>
+          <w:b/>
+        </w:rPr>
+      </w:pPr>
+      <w:r>
+        <w:rPr>
+          <w:rFonts w:ascii="Arial" w:eastAsia="Arial" w:hAnsi="Arial" w:cs="Arial"/>
+          <w:b/>
+        </w:rPr>
+        <w:t>Problemas en Instalación:</w:t>
         <w:tab/>
-      </w:r>
-      <w:r>
-        <w:rPr>
-          <w:rFonts w:ascii="Arial" w:eastAsia="Arial" w:hAnsi="Arial" w:cs="Arial"/>
-          <w:b/>
-          <w:bCs/>
-        </w:rPr>
-        <w:t>14</w:t>
-      </w:r>
-      <w:r>
-        <w:rPr>
-          <w:rFonts w:ascii="Arial" w:eastAsia="Arial" w:hAnsi="Arial" w:cs="Arial"/>
-          <w:b/>
-          <w:bCs/>
-        </w:rPr>
-        <w:t xml:space="preserve">:00 </w:t>
-      </w:r>
-    </w:p>
-    <w:p>
-      <w:pPr>
-        <w:rPr>
-          <w:rFonts w:ascii="Arial" w:eastAsia="Arial" w:hAnsi="Arial" w:cs="Arial"/>
-          <w:b/>
-        </w:rPr>
-      </w:pPr>
-      <w:r>
-        <w:rPr>
-          <w:rFonts w:ascii="Arial" w:eastAsia="Arial" w:hAnsi="Arial" w:cs="Arial"/>
-          <w:b/>
-        </w:rPr>
-        <w:t>Tiempo Transporte:</w:t>
-      </w:r>
-      <w:r>
-        <w:rPr>
-          <w:rFonts w:ascii="Arial" w:eastAsia="Arial" w:hAnsi="Arial" w:cs="Arial"/>
-          <w:b/>
-        </w:rPr>
-        <w:tab/>
-      </w:r>
-      <w:r>
-        <w:rPr>
-          <w:rFonts w:ascii="Arial" w:eastAsia="Arial" w:hAnsi="Arial" w:cs="Arial"/>
-          <w:b/>
-        </w:rPr>
-        <w:tab/>
-        <w:t>30</w:t>
-      </w:r>
-      <w:r>
-        <w:rPr>
-          <w:rFonts w:ascii="Arial" w:eastAsia="Arial" w:hAnsi="Arial" w:cs="Arial"/>
-          <w:b/>
-        </w:rPr>
-        <w:t xml:space="preserve"> MIN</w:t>
-      </w:r>
-    </w:p>
-    <w:p>
-      <w:pPr>
-        <w:rPr>
-          <w:rFonts w:ascii="Arial" w:eastAsia="Arial" w:hAnsi="Arial" w:cs="Arial"/>
-          <w:b/>
-        </w:rPr>
-      </w:pPr>
-      <w:r>
-        <w:rPr>
-          <w:rFonts w:ascii="Arial" w:eastAsia="Arial" w:hAnsi="Arial" w:cs="Arial"/>
-          <w:b/>
-        </w:rPr>
-        <w:t>Tiempo Antesala:</w:t>
-      </w:r>
-      <w:r>
-        <w:rPr>
-          <w:rFonts w:ascii="Arial" w:eastAsia="Arial" w:hAnsi="Arial" w:cs="Arial"/>
-          <w:b/>
-        </w:rPr>
-        <w:tab/>
-      </w:r>
-      <w:r>
-        <w:rPr>
-          <w:rFonts w:ascii="Arial" w:eastAsia="Arial" w:hAnsi="Arial" w:cs="Arial"/>
-          <w:b/>
-        </w:rPr>
-        <w:tab/>
-        <w:t>20</w:t>
-      </w:r>
-      <w:r>
-        <w:rPr>
-          <w:rFonts w:ascii="Arial" w:eastAsia="Arial" w:hAnsi="Arial" w:cs="Arial"/>
-          <w:b/>
-        </w:rPr>
-        <w:t xml:space="preserve"> MIN</w:t>
-      </w:r>
-    </w:p>
-    <w:p>
-      <w:pPr>
-        <w:rPr>
-          <w:rFonts w:ascii="Arial" w:eastAsia="Arial" w:hAnsi="Arial" w:cs="Arial"/>
-          <w:b/>
-        </w:rPr>
-      </w:pPr>
-      <w:r>
-        <w:rPr>
-          <w:rFonts w:ascii="Arial" w:eastAsia="Arial" w:hAnsi="Arial" w:cs="Arial"/>
-          <w:b/>
-        </w:rPr>
-        <w:t>Tiempo Ejecución:</w:t>
-      </w:r>
-      <w:r>
-        <w:rPr>
-          <w:rFonts w:ascii="Arial" w:eastAsia="Arial" w:hAnsi="Arial" w:cs="Arial"/>
-          <w:b/>
-        </w:rPr>
-        <w:tab/>
-      </w:r>
-      <w:r>
-        <w:rPr>
-          <w:rFonts w:ascii="Arial" w:eastAsia="Arial" w:hAnsi="Arial" w:cs="Arial"/>
-          <w:b/>
-        </w:rPr>
-        <w:tab/>
-        <w:t>100</w:t>
-      </w:r>
-      <w:r>
-        <w:rPr>
-          <w:rFonts w:ascii="Arial" w:eastAsia="Arial" w:hAnsi="Arial" w:cs="Arial"/>
-          <w:b/>
-        </w:rPr>
-        <w:t xml:space="preserve"> MIN</w:t>
-      </w:r>
-    </w:p>
-    <w:p>
-      <w:pPr>
-        <w:rPr>
-          <w:rFonts w:ascii="Arial" w:eastAsia="Arial" w:hAnsi="Arial" w:cs="Arial"/>
-          <w:b/>
-        </w:rPr>
-      </w:pPr>
-      <w:r>
-        <w:rPr>
-          <w:rFonts w:ascii="Arial" w:eastAsia="Arial" w:hAnsi="Arial" w:cs="Arial"/>
-          <w:b/>
-        </w:rPr>
-        <w:t xml:space="preserve">Espera </w:t>
-      </w:r>
-      <w:r>
-        <w:rPr>
-          <w:rFonts w:ascii="Arial" w:eastAsia="Arial" w:hAnsi="Arial" w:cs="Arial"/>
-          <w:b/>
-        </w:rPr>
-        <w:t>Claro:</w:t>
-      </w:r>
-      <w:r>
-        <w:rPr>
-          <w:rFonts w:ascii="Arial" w:eastAsia="Arial" w:hAnsi="Arial" w:cs="Arial"/>
-          <w:b/>
-        </w:rPr>
-        <w:tab/>
-      </w:r>
-      <w:r>
-        <w:rPr>
-          <w:rFonts w:ascii="Arial" w:eastAsia="Arial" w:hAnsi="Arial" w:cs="Arial"/>
-          <w:b/>
-        </w:rPr>
-        <w:tab/>
-      </w:r>
-      <w:r>
-        <w:rPr>
-          <w:rFonts w:ascii="Arial" w:eastAsia="Arial" w:hAnsi="Arial" w:cs="Arial"/>
-          <w:b/>
-        </w:rPr>
-        <w:tab/>
-        <w:t>30</w:t>
-      </w:r>
-      <w:r>
-        <w:rPr>
-          <w:rFonts w:ascii="Arial" w:eastAsia="Arial" w:hAnsi="Arial" w:cs="Arial"/>
-          <w:b/>
-        </w:rPr>
-        <w:t xml:space="preserve"> MIN</w:t>
-      </w:r>
-    </w:p>
-    <w:p>
-      <w:pPr>
-        <w:rPr>
-          <w:rFonts w:ascii="Arial" w:eastAsia="Arial" w:hAnsi="Arial" w:cs="Arial"/>
-          <w:b/>
-          <w:bCs/>
-        </w:rPr>
-      </w:pPr>
-      <w:r>
-        <w:rPr>
-          <w:rFonts w:ascii="Arial" w:eastAsia="Arial" w:hAnsi="Arial" w:cs="Arial"/>
-          <w:b/>
-          <w:bCs/>
-        </w:rPr>
-        <w:t>Hora Salida:</w:t>
-      </w:r>
-      <w:r>
-        <w:tab/>
-      </w:r>
-      <w:r>
-        <w:tab/>
-      </w:r>
-      <w:r>
-        <w:tab/>
-      </w:r>
-      <w:r>
-        <w:rPr>
-          <w:rFonts w:ascii="Arial" w:eastAsia="Arial" w:hAnsi="Arial" w:cs="Arial"/>
-          <w:b/>
-          <w:bCs/>
-        </w:rPr>
-        <w:t>20</w:t>
-      </w:r>
-      <w:r>
-        <w:rPr>
-          <w:rFonts w:ascii="Arial" w:eastAsia="Arial" w:hAnsi="Arial" w:cs="Arial"/>
-          <w:b/>
-          <w:bCs/>
-        </w:rPr>
-        <w:t>:00</w:t>
-      </w:r>
-    </w:p>
-    <w:p>
-      <w:pPr>
-        <w:rPr>
-          <w:rFonts w:ascii="Arial" w:eastAsia="Arial" w:hAnsi="Arial" w:cs="Arial"/>
-          <w:b/>
-        </w:rPr>
-      </w:pPr>
-    </w:p>
-    <w:p>
-      <w:pPr>
-        <w:rPr>
-          <w:rFonts w:ascii="Arial" w:eastAsia="Arial" w:hAnsi="Arial" w:cs="Arial"/>
-          <w:b/>
-        </w:rPr>
-      </w:pPr>
-      <w:r>
-        <w:rPr>
-          <w:rFonts w:ascii="Arial" w:eastAsia="Arial" w:hAnsi="Arial" w:cs="Arial"/>
-          <w:b/>
-        </w:rPr>
-        <w:t>Ing.</w:t>
-      </w:r>
-      <w:r>
-        <w:rPr>
-          <w:rFonts w:ascii="Arial" w:eastAsia="Arial" w:hAnsi="Arial" w:cs="Arial"/>
-          <w:b/>
-        </w:rPr>
-        <w:t xml:space="preserve"> Outsourcing:</w:t>
-      </w:r>
-      <w:r>
-        <w:rPr>
-          <w:rFonts w:ascii="Arial" w:eastAsia="Arial" w:hAnsi="Arial" w:cs="Arial"/>
-          <w:b/>
-        </w:rPr>
-        <w:tab/>
-      </w:r>
-      <w:r>
-        <w:rPr>
-          <w:rFonts w:ascii="Arial" w:eastAsia="Arial" w:hAnsi="Arial" w:cs="Arial"/>
-          <w:b/>
-        </w:rPr>
-        <w:tab/>
-        <w:t xml:space="preserve">CESAR ENRIQUE BERNAL BUENO </w:t>
-      </w:r>
-    </w:p>
-    <w:p>
-      <w:pPr>
-        <w:rPr>
-          <w:rFonts w:ascii="Arial" w:eastAsia="Arial" w:hAnsi="Arial" w:cs="Arial"/>
-          <w:b/>
-        </w:rPr>
-      </w:pPr>
-      <w:r>
-        <w:rPr>
-          <w:rFonts w:ascii="Arial" w:eastAsia="Arial" w:hAnsi="Arial" w:cs="Arial"/>
-          <w:b/>
-        </w:rPr>
-        <w:t>Multímetro:</w:t>
-      </w:r>
-      <w:r>
-        <w:rPr>
-          <w:rFonts w:ascii="Arial" w:eastAsia="Arial" w:hAnsi="Arial" w:cs="Arial"/>
-          <w:b/>
-        </w:rPr>
-        <w:tab/>
-      </w:r>
-      <w:r>
-        <w:rPr>
-          <w:rFonts w:ascii="Arial" w:eastAsia="Arial" w:hAnsi="Arial" w:cs="Arial"/>
-          <w:b/>
-        </w:rPr>
-        <w:tab/>
-      </w:r>
-      <w:r>
-        <w:rPr>
-          <w:rFonts w:ascii="Arial" w:eastAsia="Arial" w:hAnsi="Arial" w:cs="Arial"/>
-          <w:b/>
-        </w:rPr>
-        <w:tab/>
-      </w:r>
-      <w:r>
-        <w:rPr>
-          <w:rFonts w:ascii="Arial" w:eastAsia="Arial" w:hAnsi="Arial" w:cs="Arial"/>
-          <w:b/>
-        </w:rPr>
-        <w:t>TM 10806</w:t>
-      </w:r>
-    </w:p>
-    <w:p>
-      <w:pPr>
-        <w:rPr>
-          <w:rFonts w:ascii="Arial" w:eastAsia="Arial" w:hAnsi="Arial" w:cs="Arial"/>
-          <w:b/>
-        </w:rPr>
-      </w:pPr>
-      <w:r>
-        <w:rPr>
-          <w:rFonts w:ascii="Arial" w:eastAsia="Arial" w:hAnsi="Arial" w:cs="Arial"/>
-          <w:b/>
-        </w:rPr>
-        <w:t>Analizador de BER:</w:t>
-      </w:r>
-      <w:r>
-        <w:rPr>
-          <w:rFonts w:ascii="Arial" w:eastAsia="Arial" w:hAnsi="Arial" w:cs="Arial"/>
-          <w:b/>
-        </w:rPr>
-        <w:tab/>
-      </w:r>
-      <w:r>
-        <w:rPr>
-          <w:rFonts w:ascii="Arial" w:eastAsia="Arial" w:hAnsi="Arial" w:cs="Arial"/>
-          <w:b/>
-        </w:rPr>
-        <w:tab/>
-        <w:t>NA</w:t>
-      </w:r>
-    </w:p>
-    <w:p>
-      <w:pPr>
-        <w:rPr>
-          <w:rFonts w:ascii="Arial" w:eastAsia="Arial" w:hAnsi="Arial" w:cs="Arial"/>
-          <w:b/>
-          <w:bCs/>
-        </w:rPr>
-      </w:pPr>
-      <w:r>
-        <w:rPr>
-          <w:rFonts w:ascii="Arial" w:eastAsia="Arial" w:hAnsi="Arial" w:cs="Arial"/>
-          <w:b/>
-          <w:bCs/>
-        </w:rPr>
-        <w:t>Soporte Claro:</w:t>
-      </w:r>
-      <w:r>
-        <w:tab/>
-      </w:r>
-      <w:r>
-        <w:tab/>
-      </w:r>
-      <w:r>
-        <w:tab/>
-      </w:r>
-      <w:r>
-        <w:rPr>
-          <w:rFonts w:ascii="Arial" w:eastAsia="Arial" w:hAnsi="Arial" w:cs="Arial"/>
-          <w:b/>
-          <w:bCs/>
-        </w:rPr>
-        <w:t>DAVID MARTINEZ</w:t>
-      </w:r>
-      <w:r>
-        <w:rPr>
-          <w:rFonts w:ascii="Arial" w:eastAsia="Arial" w:hAnsi="Arial" w:cs="Arial"/>
-          <w:b/>
-          <w:bCs/>
-        </w:rPr>
-        <w:t xml:space="preserve"> </w:t>
-      </w:r>
-    </w:p>
-    <w:p>
-      <w:pPr>
-        <w:rPr>
-          <w:rFonts w:ascii="Arial" w:eastAsia="Arial" w:hAnsi="Arial" w:cs="Arial"/>
-          <w:b/>
-          <w:bCs/>
-        </w:rPr>
-      </w:pPr>
-      <w:r>
-        <w:rPr>
-          <w:rFonts w:ascii="Arial" w:eastAsia="Arial" w:hAnsi="Arial" w:cs="Arial"/>
-          <w:b/>
-          <w:bCs/>
-        </w:rPr>
-        <w:t>Firma el Acta:</w:t>
-      </w:r>
-      <w:r>
-        <w:tab/>
-      </w:r>
-      <w:r>
-        <w:tab/>
-      </w:r>
-      <w:r>
-        <w:tab/>
-      </w:r>
-      <w:r>
-        <w:rPr>
-          <w:rFonts w:ascii="Arial" w:eastAsia="Arial" w:hAnsi="Arial" w:cs="Arial"/>
-          <w:b/>
-          <w:bCs/>
-        </w:rPr>
-        <w:t>AURA RODRIGUEZ</w:t>
-      </w:r>
-    </w:p>
-    <w:p>
-      <w:pPr>
-        <w:rPr>
-          <w:rFonts w:ascii="Arial" w:eastAsia="Arial" w:hAnsi="Arial" w:cs="Arial"/>
-          <w:b/>
-        </w:rPr>
-      </w:pPr>
-    </w:p>
-    <w:p>
-      <w:pPr>
-        <w:rPr>
-          <w:rFonts w:ascii="Arial" w:eastAsia="Arial" w:hAnsi="Arial" w:cs="Arial"/>
-          <w:b/>
-        </w:rPr>
-      </w:pPr>
-      <w:r>
-        <w:rPr>
-          <w:rFonts w:ascii="Arial" w:eastAsia="Arial" w:hAnsi="Arial" w:cs="Arial"/>
-          <w:b/>
-        </w:rPr>
-        <w:t>Caso Seguimiento:</w:t>
-      </w:r>
-      <w:r>
-        <w:rPr>
-          <w:rFonts w:ascii="Arial" w:eastAsia="Arial" w:hAnsi="Arial" w:cs="Arial"/>
-          <w:b/>
-        </w:rPr>
-        <w:tab/>
-      </w:r>
-      <w:r>
-        <w:rPr>
-          <w:rFonts w:ascii="Arial" w:eastAsia="Arial" w:hAnsi="Arial" w:cs="Arial"/>
-          <w:b/>
-        </w:rPr>
-        <w:tab/>
-        <w:t>OT 19541561</w:t>
-      </w:r>
-    </w:p>
-    <w:p>
-      <w:pPr>
-        <w:rPr>
-          <w:rFonts w:ascii="Arial" w:eastAsia="Arial" w:hAnsi="Arial" w:cs="Arial"/>
-          <w:b/>
-        </w:rPr>
-      </w:pPr>
-      <w:r>
-        <w:rPr>
-          <w:rFonts w:ascii="Arial" w:eastAsia="Arial" w:hAnsi="Arial" w:cs="Arial"/>
-          <w:b/>
-        </w:rPr>
-        <w:t>Problemas en Instalación:</w:t>
-      </w:r>
-      <w:r>
-        <w:rPr>
-          <w:rFonts w:ascii="Arial" w:eastAsia="Arial" w:hAnsi="Arial" w:cs="Arial"/>
-          <w:b/>
-        </w:rPr>
-        <w:tab/>
-        <w:t>SIN NOVEDAD</w:t>
+        <w:t>{problemas_instalacion}</w:t>
+      </w:r>
+      <w:r>
+        <w:rPr>
+          <w:rFonts w:ascii="Arial" w:eastAsia="Arial" w:hAnsi="Arial" w:cs="Arial"/>
+          <w:b/>
+        </w:rPr>
       </w:r>
     </w:p>
     <w:p>
@@ -653,16 +608,15 @@
           <w:rFonts w:ascii="Arial" w:eastAsia="Arial" w:hAnsi="Arial" w:cs="Arial"/>
           <w:b/>
         </w:rPr>
+        <w:t>Fase-Neutro:</w:t>
         <w:tab/>
-        <w:t>Fase-Neutro:</w:t>
-      </w:r>
-      <w:r>
-        <w:rPr>
-          <w:rFonts w:ascii="Arial" w:eastAsia="Arial" w:hAnsi="Arial" w:cs="Arial"/>
-          <w:b/>
-        </w:rPr>
-        <w:tab/>
-        <w:t>000.0</w:t>
+        <w:t>{fase_neutro}</w:t>
+      </w:r>
+      <w:r>
+        <w:rPr>
+          <w:rFonts w:ascii="Arial" w:eastAsia="Arial" w:hAnsi="Arial" w:cs="Arial"/>
+          <w:b/>
+        </w:rPr>
       </w:r>
     </w:p>
     <w:p>
@@ -680,23 +634,21 @@
           <w:rFonts w:ascii="Arial" w:eastAsia="Arial" w:hAnsi="Arial" w:cs="Arial"/>
           <w:b/>
         </w:rPr>
+        <w:t>Fase-Tierra:</w:t>
         <w:tab/>
-        <w:t>Fase-Tierra:</w:t>
-      </w:r>
-      <w:r>
-        <w:rPr>
-          <w:rFonts w:ascii="Arial" w:eastAsia="Arial" w:hAnsi="Arial" w:cs="Arial"/>
-          <w:b/>
-        </w:rPr>
-        <w:tab/>
-        <w:t>000.0</w:t>
-      </w:r>
-      <w:r>
-        <w:rPr>
-          <w:rFonts w:ascii="Arial" w:eastAsia="Arial" w:hAnsi="Arial" w:cs="Arial"/>
-          <w:b/>
-        </w:rPr>
-        <w:tab/>
+        <w:t>{fase_tierra}</w:t>
+      </w:r>
+      <w:r>
+        <w:rPr>
+          <w:rFonts w:ascii="Arial" w:eastAsia="Arial" w:hAnsi="Arial" w:cs="Arial"/>
+          <w:b/>
+        </w:rPr>
+      </w:r>
+      <w:r>
+        <w:rPr>
+          <w:rFonts w:ascii="Arial" w:eastAsia="Arial" w:hAnsi="Arial" w:cs="Arial"/>
+          <w:b/>
+        </w:rPr>
       </w:r>
     </w:p>
     <w:p>
@@ -715,7 +667,9 @@
           <w:rFonts w:ascii="Arial" w:eastAsia="Arial" w:hAnsi="Arial" w:cs="Arial"/>
           <w:b/>
         </w:rPr>
+        <w:t>Neutro-Tierra:</w:t>
         <w:tab/>
+        <w:t>{neutro_tierra}</w:t>
       </w:r>
       <w:r>
         <w:rPr>
@@ -723,37 +677,35 @@
           <w:b/>
           <w:bCs/>
         </w:rPr>
-        <w:t>Neutro-Tierra:</w:t>
-      </w:r>
-      <w:r>
-        <w:rPr>
-          <w:rFonts w:ascii="Arial" w:eastAsia="Arial" w:hAnsi="Arial" w:cs="Arial"/>
-          <w:b/>
-        </w:rPr>
-        <w:tab/>
-      </w:r>
-    </w:p>
-    <w:p>
-      <w:pPr>
-        <w:rPr>
-          <w:rFonts w:ascii="Arial" w:eastAsia="Arial" w:hAnsi="Arial" w:cs="Arial"/>
-          <w:b/>
-        </w:rPr>
-      </w:pPr>
-    </w:p>
-    <w:p>
-      <w:pPr>
-        <w:rPr>
-          <w:rFonts w:ascii="Arial" w:eastAsia="Arial" w:hAnsi="Arial" w:cs="Arial"/>
-          <w:b/>
-        </w:rPr>
-      </w:pPr>
-      <w:r>
-        <w:rPr>
-          <w:rFonts w:ascii="Arial" w:eastAsia="Arial" w:hAnsi="Arial" w:cs="Arial"/>
-          <w:b/>
-        </w:rPr>
-        <w:t>Lugar de Instalación de Equipos: RACK</w:t>
+      </w:r>
+      <w:r>
+        <w:rPr>
+          <w:rFonts w:ascii="Arial" w:eastAsia="Arial" w:hAnsi="Arial" w:cs="Arial"/>
+          <w:b/>
+        </w:rPr>
+      </w:r>
+    </w:p>
+    <w:p>
+      <w:pPr>
+        <w:rPr>
+          <w:rFonts w:ascii="Arial" w:eastAsia="Arial" w:hAnsi="Arial" w:cs="Arial"/>
+          <w:b/>
+        </w:rPr>
+      </w:pPr>
+    </w:p>
+    <w:p>
+      <w:pPr>
+        <w:rPr>
+          <w:rFonts w:ascii="Arial" w:eastAsia="Arial" w:hAnsi="Arial" w:cs="Arial"/>
+          <w:b/>
+        </w:rPr>
+      </w:pPr>
+      <w:r>
+        <w:rPr>
+          <w:rFonts w:ascii="Arial" w:eastAsia="Arial" w:hAnsi="Arial" w:cs="Arial"/>
+          <w:b/>
+        </w:rPr>
+        <w:t>Lugar de Instalación de Equipos: {lugar_instalacion}</w:t>
       </w:r>
     </w:p>
     <w:p>
@@ -789,39 +741,35 @@
           <w:b/>
           <w:lang w:val="es-CO"/>
         </w:rPr>
-        <w:t>Observaciones:</w:t>
-      </w:r>
-      <w:r>
-        <w:rPr>
-          <w:rFonts w:ascii="Arial" w:hAnsi="Arial" w:cs="Arial"/>
-          <w:b/>
-          <w:lang w:val="es-CO"/>
-        </w:rPr>
-        <w:t xml:space="preserve"> </w:t>
-      </w:r>
-      <w:r>
-        <w:rPr>
-          <w:rFonts w:ascii="Arial" w:hAnsi="Arial" w:cs="Arial"/>
-          <w:b/>
-          <w:lang w:val="es-CO"/>
-        </w:rPr>
-        <w:t>SE LLEGA AL PREDIO CLIENTE SE VALIDAN PERMI</w:t>
-      </w:r>
-      <w:r>
-        <w:rPr>
-          <w:rFonts w:ascii="Arial" w:hAnsi="Arial" w:cs="Arial"/>
-          <w:b/>
-          <w:lang w:val="es-CO"/>
-        </w:rPr>
-        <w:t>SOS SE VERIFICA ESTADO SE REGISTRA OT DE CLIENTE SE DEJA SERVICIO CON ULTIMA MILLA ARRIBA OPERATIVO</w:t>
-      </w:r>
-      <w:r>
-        <w:rPr>
-          <w:rFonts w:ascii="Arial" w:hAnsi="Arial" w:cs="Arial"/>
-          <w:b/>
-          <w:lang w:val="es-CO"/>
-        </w:rPr>
-        <w:t>.</w:t>
+        <w:t>Observaciones: {observaciones}</w:t>
+      </w:r>
+      <w:r>
+        <w:rPr>
+          <w:rFonts w:ascii="Arial" w:hAnsi="Arial" w:cs="Arial"/>
+          <w:b/>
+          <w:lang w:val="es-CO"/>
+        </w:rPr>
+      </w:r>
+      <w:r>
+        <w:rPr>
+          <w:rFonts w:ascii="Arial" w:hAnsi="Arial" w:cs="Arial"/>
+          <w:b/>
+          <w:lang w:val="es-CO"/>
+        </w:rPr>
+      </w:r>
+      <w:r>
+        <w:rPr>
+          <w:rFonts w:ascii="Arial" w:hAnsi="Arial" w:cs="Arial"/>
+          <w:b/>
+          <w:lang w:val="es-CO"/>
+        </w:rPr>
+      </w:r>
+      <w:r>
+        <w:rPr>
+          <w:rFonts w:ascii="Arial" w:hAnsi="Arial" w:cs="Arial"/>
+          <w:b/>
+          <w:lang w:val="es-CO"/>
+        </w:rPr>
       </w:r>
     </w:p>
     <w:p>
@@ -1018,32 +966,8 @@
             <w:tcW w:w="1689" w:type="dxa"/>
           </w:tcPr>
           <w:p>
-            <w:pPr>
-              <w:tabs>
-                <w:tab w:val="left" w:pos="1233"/>
-              </w:tabs>
-              <w:jc w:val="center"/>
-              <w:rPr>
-                <w:rFonts w:ascii="Arial" w:hAnsi="Arial" w:cs="Arial"/>
-                <w:b/>
-                <w:lang w:val="es-CO"/>
-              </w:rPr>
-            </w:pPr>
             <w:r>
-              <w:rPr>
-                <w:rFonts w:ascii="Arial" w:hAnsi="Arial" w:cs="Arial"/>
-                <w:b/>
-                <w:lang w:val="es-CO"/>
-              </w:rPr>
-              <w:t>M</w:t>
-            </w:r>
-            <w:r>
-              <w:rPr>
-                <w:rFonts w:ascii="Arial" w:hAnsi="Arial" w:cs="Arial"/>
-                <w:b/>
-                <w:lang w:val="es-CO"/>
-              </w:rPr>
-              <w:t>ARQUILLAS</w:t>
+              <w:t>{equipo_instalado_1_tipo}</w:t>
             </w:r>
           </w:p>
         </w:tc>
@@ -1052,21 +976,8 @@
             <w:tcW w:w="1113" w:type="dxa"/>
           </w:tcPr>
           <w:p>
-            <w:pPr>
-              <w:jc w:val="center"/>
-              <w:rPr>
-                <w:rFonts w:ascii="Arial" w:hAnsi="Arial" w:cs="Arial"/>
-                <w:b/>
-                <w:lang w:val="es-CO"/>
-              </w:rPr>
-            </w:pPr>
             <w:r>
-              <w:rPr>
-                <w:rFonts w:ascii="Arial" w:hAnsi="Arial" w:cs="Arial"/>
-                <w:b/>
-                <w:lang w:val="es-CO"/>
-              </w:rPr>
-              <w:t>CLARO</w:t>
+              <w:t>{equipo_instalado_1_marca}</w:t>
             </w:r>
           </w:p>
         </w:tc>
@@ -1075,21 +986,8 @@
             <w:tcW w:w="1559" w:type="dxa"/>
           </w:tcPr>
           <w:p>
-            <w:pPr>
-              <w:jc w:val="center"/>
-              <w:rPr>
-                <w:rFonts w:ascii="Arial" w:hAnsi="Arial" w:cs="Arial"/>
-                <w:b/>
-                <w:lang w:val="es-CO"/>
-              </w:rPr>
-            </w:pPr>
             <w:r>
-              <w:rPr>
-                <w:rFonts w:ascii="Arial" w:hAnsi="Arial" w:cs="Arial"/>
-                <w:b/>
-                <w:lang w:val="es-CO"/>
-              </w:rPr>
-              <w:t>N-A</w:t>
+              <w:t>{equipo_instalado_1_modelo}</w:t>
             </w:r>
           </w:p>
         </w:tc>
@@ -1098,21 +996,8 @@
             <w:tcW w:w="1701" w:type="dxa"/>
           </w:tcPr>
           <w:p>
-            <w:pPr>
-              <w:jc w:val="center"/>
-              <w:rPr>
-                <w:rFonts w:ascii="Arial" w:hAnsi="Arial" w:cs="Arial"/>
-                <w:b/>
-                <w:lang w:val="es-CO"/>
-              </w:rPr>
-            </w:pPr>
             <w:r>
-              <w:rPr>
-                <w:rFonts w:ascii="Arial" w:hAnsi="Arial" w:cs="Arial"/>
-                <w:b/>
-                <w:lang w:val="es-CO"/>
-              </w:rPr>
-              <w:t>N-A</w:t>
+              <w:t>{equipo_instalado_1_serial}</w:t>
             </w:r>
           </w:p>
         </w:tc>
@@ -1121,29 +1006,8 @@
             <w:tcW w:w="2384" w:type="dxa"/>
           </w:tcPr>
           <w:p>
-            <w:pPr>
-              <w:jc w:val="center"/>
-              <w:rPr>
-                <w:rFonts w:ascii="Arial" w:hAnsi="Arial" w:cs="Arial"/>
-                <w:b/>
-                <w:lang w:val="es-CO"/>
-              </w:rPr>
-            </w:pPr>
             <w:r>
-              <w:rPr>
-                <w:rFonts w:ascii="Arial" w:hAnsi="Arial" w:cs="Arial"/>
-                <w:b/>
-                <w:lang w:val="es-CO"/>
-              </w:rPr>
-              <w:t>1</w:t>
-            </w:r>
-            <w:r>
-              <w:rPr>
-                <w:rFonts w:ascii="Arial" w:hAnsi="Arial" w:cs="Arial"/>
-                <w:b/>
-                <w:lang w:val="es-CO"/>
-              </w:rPr>
-              <w:t xml:space="preserve"> UNIDADES</w:t>
+              <w:t>{equipo_instalado_1_placa}</w:t>
             </w:r>
           </w:p>
         </w:tc>
@@ -1154,21 +1018,8 @@
             <w:tcW w:w="1689" w:type="dxa"/>
           </w:tcPr>
           <w:p>
-            <w:pPr>
-              <w:jc w:val="center"/>
-              <w:rPr>
-                <w:rFonts w:ascii="Arial" w:hAnsi="Arial" w:cs="Arial"/>
-                <w:b/>
-                <w:lang w:val="es-CO"/>
-              </w:rPr>
-            </w:pPr>
             <w:r>
-              <w:rPr>
-                <w:rFonts w:ascii="Arial" w:hAnsi="Arial" w:cs="Arial"/>
-                <w:b/>
-                <w:lang w:val="es-CO"/>
-              </w:rPr>
-              <w:t>ONT</w:t>
+              <w:t>{equipo_instalado_2_tipo}</w:t>
             </w:r>
           </w:p>
         </w:tc>
@@ -1177,21 +1028,8 @@
             <w:tcW w:w="1113" w:type="dxa"/>
           </w:tcPr>
           <w:p>
-            <w:pPr>
-              <w:jc w:val="center"/>
-              <w:rPr>
-                <w:rFonts w:ascii="Arial" w:hAnsi="Arial" w:cs="Arial"/>
-                <w:b/>
-                <w:lang w:val="es-CO"/>
-              </w:rPr>
-            </w:pPr>
             <w:r>
-              <w:rPr>
-                <w:rFonts w:ascii="Arial" w:hAnsi="Arial" w:cs="Arial"/>
-                <w:b/>
-                <w:lang w:val="es-CO"/>
-              </w:rPr>
-              <w:t>ZTE</w:t>
+              <w:t>{equipo_instalado_2_marca}</w:t>
             </w:r>
           </w:p>
         </w:tc>
@@ -1200,21 +1038,8 @@
             <w:tcW w:w="1559" w:type="dxa"/>
           </w:tcPr>
           <w:p>
-            <w:pPr>
-              <w:jc w:val="center"/>
-              <w:rPr>
-                <w:rFonts w:ascii="Arial" w:hAnsi="Arial" w:cs="Arial"/>
-                <w:b/>
-                <w:lang w:val="es-CO"/>
-              </w:rPr>
-            </w:pPr>
             <w:r>
-              <w:rPr>
-                <w:rFonts w:ascii="Arial" w:hAnsi="Arial" w:cs="Arial"/>
-                <w:b/>
-                <w:lang w:val="es-CO"/>
-              </w:rPr>
-              <w:t>ZXHN F680</w:t>
+              <w:t>{equipo_instalado_2_modelo}</w:t>
             </w:r>
           </w:p>
         </w:tc>
@@ -1223,21 +1048,8 @@
             <w:tcW w:w="1701" w:type="dxa"/>
           </w:tcPr>
           <w:p>
-            <w:pPr>
-              <w:jc w:val="center"/>
-              <w:rPr>
-                <w:rFonts w:ascii="Arial" w:hAnsi="Arial" w:cs="Arial"/>
-                <w:b/>
-                <w:lang w:val="es-CO"/>
-              </w:rPr>
-            </w:pPr>
             <w:r>
-              <w:rPr>
-                <w:rFonts w:ascii="Arial" w:hAnsi="Arial" w:cs="Arial"/>
-                <w:b/>
-                <w:lang w:val="es-CO"/>
-              </w:rPr>
-              <w:t>ZTEGC8C1D672</w:t>
+              <w:t>{equipo_instalado_2_serial}</w:t>
             </w:r>
           </w:p>
         </w:tc>
@@ -1246,21 +1058,8 @@
             <w:tcW w:w="2384" w:type="dxa"/>
           </w:tcPr>
           <w:p>
-            <w:pPr>
-              <w:jc w:val="center"/>
-              <w:rPr>
-                <w:rFonts w:ascii="Arial" w:hAnsi="Arial" w:cs="Arial"/>
-                <w:b/>
-                <w:lang w:val="es-CO"/>
-              </w:rPr>
-            </w:pPr>
             <w:r>
-              <w:rPr>
-                <w:rFonts w:ascii="Arial" w:hAnsi="Arial" w:cs="Arial"/>
-                <w:b/>
-                <w:lang w:val="es-CO"/>
-              </w:rPr>
-              <w:t>N-A</w:t>
+              <w:t>{equipo_instalado_2_placa}</w:t>
             </w:r>
           </w:p>
         </w:tc>
@@ -1271,13 +1070,9 @@
             <w:tcW w:w="1689" w:type="dxa"/>
           </w:tcPr>
           <w:p>
-            <w:pPr>
-              <w:rPr>
-                <w:rFonts w:ascii="Arial" w:hAnsi="Arial" w:cs="Arial"/>
-                <w:b/>
-                <w:lang w:val="es-CO"/>
-              </w:rPr>
-            </w:pPr>
+            <w:r>
+              <w:t>{equipo_instalado_3_tipo}</w:t>
+            </w:r>
           </w:p>
         </w:tc>
         <w:tc>
@@ -1285,13 +1080,9 @@
             <w:tcW w:w="1113" w:type="dxa"/>
           </w:tcPr>
           <w:p>
-            <w:pPr>
-              <w:rPr>
-                <w:rFonts w:ascii="Arial" w:hAnsi="Arial" w:cs="Arial"/>
-                <w:b/>
-                <w:lang w:val="es-CO"/>
-              </w:rPr>
-            </w:pPr>
+            <w:r>
+              <w:t>{equipo_instalado_3_marca}</w:t>
+            </w:r>
           </w:p>
         </w:tc>
         <w:tc>
@@ -1299,13 +1090,9 @@
             <w:tcW w:w="1559" w:type="dxa"/>
           </w:tcPr>
           <w:p>
-            <w:pPr>
-              <w:rPr>
-                <w:rFonts w:ascii="Arial" w:hAnsi="Arial" w:cs="Arial"/>
-                <w:b/>
-                <w:lang w:val="es-CO"/>
-              </w:rPr>
-            </w:pPr>
+            <w:r>
+              <w:t>{equipo_instalado_3_modelo}</w:t>
+            </w:r>
           </w:p>
         </w:tc>
         <w:tc>
@@ -1313,13 +1100,9 @@
             <w:tcW w:w="1701" w:type="dxa"/>
           </w:tcPr>
           <w:p>
-            <w:pPr>
-              <w:rPr>
-                <w:rFonts w:ascii="Arial" w:hAnsi="Arial" w:cs="Arial"/>
-                <w:b/>
-                <w:lang w:val="es-CO"/>
-              </w:rPr>
-            </w:pPr>
+            <w:r>
+              <w:t>{equipo_instalado_3_serial}</w:t>
+            </w:r>
           </w:p>
         </w:tc>
         <w:tc>
@@ -1327,13 +1110,9 @@
             <w:tcW w:w="2384" w:type="dxa"/>
           </w:tcPr>
           <w:p>
-            <w:pPr>
-              <w:rPr>
-                <w:rFonts w:ascii="Arial" w:hAnsi="Arial" w:cs="Arial"/>
-                <w:b/>
-                <w:lang w:val="es-CO"/>
-              </w:rPr>
-            </w:pPr>
+            <w:r>
+              <w:t>{equipo_instalado_3_placa}</w:t>
+            </w:r>
           </w:p>
         </w:tc>
       </w:tr>
@@ -1343,13 +1122,9 @@
             <w:tcW w:w="1689" w:type="dxa"/>
           </w:tcPr>
           <w:p>
-            <w:pPr>
-              <w:rPr>
-                <w:rFonts w:ascii="Arial" w:hAnsi="Arial" w:cs="Arial"/>
-                <w:b/>
-                <w:lang w:val="es-CO"/>
-              </w:rPr>
-            </w:pPr>
+            <w:r>
+              <w:t>{equipo_instalado_4_tipo}</w:t>
+            </w:r>
           </w:p>
         </w:tc>
         <w:tc>
@@ -1357,13 +1132,9 @@
             <w:tcW w:w="1113" w:type="dxa"/>
           </w:tcPr>
           <w:p>
-            <w:pPr>
-              <w:rPr>
-                <w:rFonts w:ascii="Arial" w:hAnsi="Arial" w:cs="Arial"/>
-                <w:b/>
-                <w:lang w:val="es-CO"/>
-              </w:rPr>
-            </w:pPr>
+            <w:r>
+              <w:t>{equipo_instalado_4_marca}</w:t>
+            </w:r>
           </w:p>
         </w:tc>
         <w:tc>
@@ -1371,13 +1142,9 @@
             <w:tcW w:w="1559" w:type="dxa"/>
           </w:tcPr>
           <w:p>
-            <w:pPr>
-              <w:rPr>
-                <w:rFonts w:ascii="Arial" w:hAnsi="Arial" w:cs="Arial"/>
-                <w:b/>
-                <w:lang w:val="es-CO"/>
-              </w:rPr>
-            </w:pPr>
+            <w:r>
+              <w:t>{equipo_instalado_4_modelo}</w:t>
+            </w:r>
           </w:p>
         </w:tc>
         <w:tc>
@@ -1385,13 +1152,9 @@
             <w:tcW w:w="1701" w:type="dxa"/>
           </w:tcPr>
           <w:p>
-            <w:pPr>
-              <w:rPr>
-                <w:rFonts w:ascii="Arial" w:hAnsi="Arial" w:cs="Arial"/>
-                <w:b/>
-                <w:lang w:val="es-CO"/>
-              </w:rPr>
-            </w:pPr>
+            <w:r>
+              <w:t>{equipo_instalado_4_serial}</w:t>
+            </w:r>
           </w:p>
         </w:tc>
         <w:tc>
@@ -1399,13 +1162,9 @@
             <w:tcW w:w="2384" w:type="dxa"/>
           </w:tcPr>
           <w:p>
-            <w:pPr>
-              <w:rPr>
-                <w:rFonts w:ascii="Arial" w:hAnsi="Arial" w:cs="Arial"/>
-                <w:b/>
-                <w:lang w:val="es-CO"/>
-              </w:rPr>
-            </w:pPr>
+            <w:r>
+              <w:t>{equipo_instalado_4_placa}</w:t>
+            </w:r>
           </w:p>
         </w:tc>
       </w:tr>
@@ -1602,21 +1361,8 @@
             <w:tcW w:w="1689" w:type="dxa"/>
           </w:tcPr>
           <w:p>
-            <w:pPr>
-              <w:jc w:val="center"/>
-              <w:rPr>
-                <w:rFonts w:ascii="Arial" w:hAnsi="Arial" w:cs="Arial"/>
-                <w:b/>
-                <w:lang w:val="es-CO"/>
-              </w:rPr>
-            </w:pPr>
             <w:r>
-              <w:rPr>
-                <w:rFonts w:ascii="Arial" w:hAnsi="Arial" w:cs="Arial"/>
-                <w:b/>
-                <w:lang w:val="es-CO"/>
-              </w:rPr>
-              <w:t>N-A</w:t>
+              <w:t>{equipo_desinstalado_1_tipo}</w:t>
             </w:r>
           </w:p>
         </w:tc>
@@ -1625,21 +1371,8 @@
             <w:tcW w:w="1113" w:type="dxa"/>
           </w:tcPr>
           <w:p>
-            <w:pPr>
-              <w:jc w:val="center"/>
-              <w:rPr>
-                <w:rFonts w:ascii="Arial" w:hAnsi="Arial" w:cs="Arial"/>
-                <w:b/>
-                <w:lang w:val="es-CO"/>
-              </w:rPr>
-            </w:pPr>
             <w:r>
-              <w:rPr>
-                <w:rFonts w:ascii="Arial" w:hAnsi="Arial" w:cs="Arial"/>
-                <w:b/>
-                <w:lang w:val="es-CO"/>
-              </w:rPr>
-              <w:t>N-A</w:t>
+              <w:t>{equipo_desinstalado_1_marca}</w:t>
             </w:r>
           </w:p>
         </w:tc>
@@ -1648,21 +1381,8 @@
             <w:tcW w:w="1559" w:type="dxa"/>
           </w:tcPr>
           <w:p>
-            <w:pPr>
-              <w:jc w:val="center"/>
-              <w:rPr>
-                <w:rFonts w:ascii="Arial" w:hAnsi="Arial" w:cs="Arial"/>
-                <w:b/>
-                <w:lang w:val="es-CO"/>
-              </w:rPr>
-            </w:pPr>
             <w:r>
-              <w:rPr>
-                <w:rFonts w:ascii="Arial" w:hAnsi="Arial" w:cs="Arial"/>
-                <w:b/>
-                <w:lang w:val="es-CO"/>
-              </w:rPr>
-              <w:t>N-A</w:t>
+              <w:t>{equipo_desinstalado_1_modelo}</w:t>
             </w:r>
           </w:p>
         </w:tc>
@@ -1671,21 +1391,8 @@
             <w:tcW w:w="1701" w:type="dxa"/>
           </w:tcPr>
           <w:p>
-            <w:pPr>
-              <w:jc w:val="center"/>
-              <w:rPr>
-                <w:rFonts w:ascii="Arial" w:hAnsi="Arial" w:cs="Arial"/>
-                <w:b/>
-                <w:lang w:val="es-CO"/>
-              </w:rPr>
-            </w:pPr>
             <w:r>
-              <w:rPr>
-                <w:rFonts w:ascii="Arial" w:hAnsi="Arial" w:cs="Arial"/>
-                <w:b/>
-                <w:lang w:val="es-CO"/>
-              </w:rPr>
-              <w:t>N-A</w:t>
+              <w:t>{equipo_desinstalado_1_serial}</w:t>
             </w:r>
           </w:p>
         </w:tc>
@@ -1694,21 +1401,8 @@
             <w:tcW w:w="2384" w:type="dxa"/>
           </w:tcPr>
           <w:p>
-            <w:pPr>
-              <w:jc w:val="center"/>
-              <w:rPr>
-                <w:rFonts w:ascii="Arial" w:hAnsi="Arial" w:cs="Arial"/>
-                <w:b/>
-                <w:lang w:val="es-CO"/>
-              </w:rPr>
-            </w:pPr>
             <w:r>
-              <w:rPr>
-                <w:rFonts w:ascii="Arial" w:hAnsi="Arial" w:cs="Arial"/>
-                <w:b/>
-                <w:lang w:val="es-CO"/>
-              </w:rPr>
-              <w:t>N-A</w:t>
+              <w:t>{equipo_desinstalado_1_placa}</w:t>
             </w:r>
           </w:p>
         </w:tc>
@@ -1719,13 +1413,9 @@
             <w:tcW w:w="1689" w:type="dxa"/>
           </w:tcPr>
           <w:p>
-            <w:pPr>
-              <w:rPr>
-                <w:rFonts w:ascii="Arial" w:hAnsi="Arial" w:cs="Arial"/>
-                <w:b/>
-                <w:lang w:val="es-CO"/>
-              </w:rPr>
-            </w:pPr>
+            <w:r>
+              <w:t>{equipo_desinstalado_2_tipo}</w:t>
+            </w:r>
           </w:p>
         </w:tc>
         <w:tc>
@@ -1733,13 +1423,9 @@
             <w:tcW w:w="1113" w:type="dxa"/>
           </w:tcPr>
           <w:p>
-            <w:pPr>
-              <w:rPr>
-                <w:rFonts w:ascii="Arial" w:hAnsi="Arial" w:cs="Arial"/>
-                <w:b/>
-                <w:lang w:val="es-CO"/>
-              </w:rPr>
-            </w:pPr>
+            <w:r>
+              <w:t>{equipo_desinstalado_2_marca}</w:t>
+            </w:r>
           </w:p>
         </w:tc>
         <w:tc>
@@ -1747,13 +1433,9 @@
             <w:tcW w:w="1559" w:type="dxa"/>
           </w:tcPr>
           <w:p>
-            <w:pPr>
-              <w:rPr>
-                <w:rFonts w:ascii="Arial" w:hAnsi="Arial" w:cs="Arial"/>
-                <w:b/>
-                <w:lang w:val="es-CO"/>
-              </w:rPr>
-            </w:pPr>
+            <w:r>
+              <w:t>{equipo_desinstalado_2_modelo}</w:t>
+            </w:r>
           </w:p>
         </w:tc>
         <w:tc>
@@ -1761,13 +1443,9 @@
             <w:tcW w:w="1701" w:type="dxa"/>
           </w:tcPr>
           <w:p>
-            <w:pPr>
-              <w:rPr>
-                <w:rFonts w:ascii="Arial" w:hAnsi="Arial" w:cs="Arial"/>
-                <w:b/>
-                <w:lang w:val="es-CO"/>
-              </w:rPr>
-            </w:pPr>
+            <w:r>
+              <w:t>{equipo_desinstalado_2_serial}</w:t>
+            </w:r>
           </w:p>
         </w:tc>
         <w:tc>
@@ -1775,13 +1453,9 @@
             <w:tcW w:w="2384" w:type="dxa"/>
           </w:tcPr>
           <w:p>
-            <w:pPr>
-              <w:rPr>
-                <w:rFonts w:ascii="Arial" w:hAnsi="Arial" w:cs="Arial"/>
-                <w:b/>
-                <w:lang w:val="es-CO"/>
-              </w:rPr>
-            </w:pPr>
+            <w:r>
+              <w:t>{equipo_desinstalado_2_placa}</w:t>
+            </w:r>
           </w:p>
         </w:tc>
       </w:tr>
@@ -1791,13 +1465,9 @@
             <w:tcW w:w="1689" w:type="dxa"/>
           </w:tcPr>
           <w:p>
-            <w:pPr>
-              <w:rPr>
-                <w:rFonts w:ascii="Arial" w:hAnsi="Arial" w:cs="Arial"/>
-                <w:b/>
-                <w:lang w:val="es-CO"/>
-              </w:rPr>
-            </w:pPr>
+            <w:r>
+              <w:t>{equipo_desinstalado_3_tipo}</w:t>
+            </w:r>
           </w:p>
         </w:tc>
         <w:tc>
@@ -1805,13 +1475,9 @@
             <w:tcW w:w="1113" w:type="dxa"/>
           </w:tcPr>
           <w:p>
-            <w:pPr>
-              <w:rPr>
-                <w:rFonts w:ascii="Arial" w:hAnsi="Arial" w:cs="Arial"/>
-                <w:b/>
-                <w:lang w:val="es-CO"/>
-              </w:rPr>
-            </w:pPr>
+            <w:r>
+              <w:t>{equipo_desinstalado_3_marca}</w:t>
+            </w:r>
           </w:p>
         </w:tc>
         <w:tc>
@@ -1819,13 +1485,9 @@
             <w:tcW w:w="1559" w:type="dxa"/>
           </w:tcPr>
           <w:p>
-            <w:pPr>
-              <w:rPr>
-                <w:rFonts w:ascii="Arial" w:hAnsi="Arial" w:cs="Arial"/>
-                <w:b/>
-                <w:lang w:val="es-CO"/>
-              </w:rPr>
-            </w:pPr>
+            <w:r>
+              <w:t>{equipo_desinstalado_3_modelo}</w:t>
+            </w:r>
           </w:p>
         </w:tc>
         <w:tc>
@@ -1833,13 +1495,9 @@
             <w:tcW w:w="1701" w:type="dxa"/>
           </w:tcPr>
           <w:p>
-            <w:pPr>
-              <w:rPr>
-                <w:rFonts w:ascii="Arial" w:hAnsi="Arial" w:cs="Arial"/>
-                <w:b/>
-                <w:lang w:val="es-CO"/>
-              </w:rPr>
-            </w:pPr>
+            <w:r>
+              <w:t>{equipo_desinstalado_3_serial}</w:t>
+            </w:r>
           </w:p>
         </w:tc>
         <w:tc>
@@ -1847,13 +1505,9 @@
             <w:tcW w:w="2384" w:type="dxa"/>
           </w:tcPr>
           <w:p>
-            <w:pPr>
-              <w:rPr>
-                <w:rFonts w:ascii="Arial" w:hAnsi="Arial" w:cs="Arial"/>
-                <w:b/>
-                <w:lang w:val="es-CO"/>
-              </w:rPr>
-            </w:pPr>
+            <w:r>
+              <w:t>{equipo_desinstalado_3_placa}</w:t>
+            </w:r>
           </w:p>
         </w:tc>
       </w:tr>
@@ -1863,13 +1517,9 @@
             <w:tcW w:w="1689" w:type="dxa"/>
           </w:tcPr>
           <w:p>
-            <w:pPr>
-              <w:rPr>
-                <w:rFonts w:ascii="Arial" w:hAnsi="Arial" w:cs="Arial"/>
-                <w:b/>
-                <w:lang w:val="es-CO"/>
-              </w:rPr>
-            </w:pPr>
+            <w:r>
+              <w:t>{equipo_desinstalado_4_tipo}</w:t>
+            </w:r>
           </w:p>
         </w:tc>
         <w:tc>
@@ -1877,13 +1527,9 @@
             <w:tcW w:w="1113" w:type="dxa"/>
           </w:tcPr>
           <w:p>
-            <w:pPr>
-              <w:rPr>
-                <w:rFonts w:ascii="Arial" w:hAnsi="Arial" w:cs="Arial"/>
-                <w:b/>
-                <w:lang w:val="es-CO"/>
-              </w:rPr>
-            </w:pPr>
+            <w:r>
+              <w:t>{equipo_desinstalado_4_marca}</w:t>
+            </w:r>
           </w:p>
         </w:tc>
         <w:tc>
@@ -1891,13 +1537,9 @@
             <w:tcW w:w="1559" w:type="dxa"/>
           </w:tcPr>
           <w:p>
-            <w:pPr>
-              <w:rPr>
-                <w:rFonts w:ascii="Arial" w:hAnsi="Arial" w:cs="Arial"/>
-                <w:b/>
-                <w:lang w:val="es-CO"/>
-              </w:rPr>
-            </w:pPr>
+            <w:r>
+              <w:t>{equipo_desinstalado_4_modelo}</w:t>
+            </w:r>
           </w:p>
         </w:tc>
         <w:tc>
@@ -1905,13 +1547,9 @@
             <w:tcW w:w="1701" w:type="dxa"/>
           </w:tcPr>
           <w:p>
-            <w:pPr>
-              <w:rPr>
-                <w:rFonts w:ascii="Arial" w:hAnsi="Arial" w:cs="Arial"/>
-                <w:b/>
-                <w:lang w:val="es-CO"/>
-              </w:rPr>
-            </w:pPr>
+            <w:r>
+              <w:t>{equipo_desinstalado_4_serial}</w:t>
+            </w:r>
           </w:p>
         </w:tc>
         <w:tc>
@@ -1919,13 +1557,9 @@
             <w:tcW w:w="2384" w:type="dxa"/>
           </w:tcPr>
           <w:p>
-            <w:pPr>
-              <w:rPr>
-                <w:rFonts w:ascii="Arial" w:hAnsi="Arial" w:cs="Arial"/>
-                <w:b/>
-                <w:lang w:val="es-CO"/>
-              </w:rPr>
-            </w:pPr>
+            <w:r>
+              <w:t>{equipo_desinstalado_4_placa}</w:t>
+            </w:r>
           </w:p>
         </w:tc>
       </w:tr>
@@ -1991,6 +1625,8 @@
           <w:lang w:val="es-CO"/>
         </w:rPr>
         <w:t>Foto antes de la instalación (400x300 pixeles).</w:t>
+        <w:br/>
+        <w:t>{foto_antes_instalacion}</w:t>
       </w:r>
     </w:p>
     <w:p>
@@ -2246,31 +1882,30 @@
           <w:b/>
           <w:lang w:val="es-CO"/>
         </w:rPr>
-        <w:t>Foto después de la Instalación</w:t>
-      </w:r>
-      <w:r>
-        <w:rPr>
-          <w:rFonts w:ascii="Arial" w:hAnsi="Arial" w:cs="Arial"/>
-          <w:b/>
-          <w:lang w:val="es-CO"/>
-        </w:rPr>
-        <w:t xml:space="preserve">, debe incluir UM </w:t>
-      </w:r>
-      <w:r>
-        <w:rPr>
-          <w:rFonts w:ascii="Arial" w:hAnsi="Arial" w:cs="Arial"/>
-          <w:b/>
-          <w:lang w:val="es-CO"/>
-        </w:rPr>
-        <w:t>(Claro o Tercero)</w:t>
-      </w:r>
-      <w:r>
-        <w:rPr>
-          <w:rFonts w:ascii="Arial" w:hAnsi="Arial" w:cs="Arial"/>
-          <w:b/>
-          <w:lang w:val="es-CO"/>
-        </w:rPr>
-        <w:t xml:space="preserve"> (400x300 pixeles).</w:t>
+        <w:t>Foto después de la Instalación, debe incluir UM (Claro o Tercero) (400x300 pixeles).</w:t>
+        <w:br/>
+        <w:t>{foto_despues_instalacion}</w:t>
+      </w:r>
+      <w:r>
+        <w:rPr>
+          <w:rFonts w:ascii="Arial" w:hAnsi="Arial" w:cs="Arial"/>
+          <w:b/>
+          <w:lang w:val="es-CO"/>
+        </w:rPr>
+      </w:r>
+      <w:r>
+        <w:rPr>
+          <w:rFonts w:ascii="Arial" w:hAnsi="Arial" w:cs="Arial"/>
+          <w:b/>
+          <w:lang w:val="es-CO"/>
+        </w:rPr>
+      </w:r>
+      <w:r>
+        <w:rPr>
+          <w:rFonts w:ascii="Arial" w:hAnsi="Arial" w:cs="Arial"/>
+          <w:b/>
+          <w:lang w:val="es-CO"/>
+        </w:rPr>
       </w:r>
     </w:p>
     <w:p>
@@ -2389,24 +2024,23 @@
           <w:b/>
           <w:lang w:val="es-CO"/>
         </w:rPr>
-        <w:lastRenderedPageBreak/>
-        <w:t>Foto marquillas</w:t>
-      </w:r>
-      <w:r>
-        <w:rPr>
-          <w:rFonts w:ascii="Arial" w:hAnsi="Arial" w:cs="Arial"/>
-          <w:b/>
-          <w:lang w:val="es-CO"/>
-        </w:rPr>
-        <w:t xml:space="preserve"> completas (Cables y Equipos)</w:t>
-      </w:r>
-      <w:r>
-        <w:rPr>
-          <w:rFonts w:ascii="Arial" w:hAnsi="Arial" w:cs="Arial"/>
-          <w:b/>
-          <w:lang w:val="es-CO"/>
-        </w:rPr>
-        <w:t xml:space="preserve"> (400x300 pixeles).</w:t>
+        <w:t>Foto marquillas completas (Cables y Equipos) (400x300 pixeles).</w:t>
+        <w:br/>
+        <w:t>{foto_marquillas}</w:t>
+      </w:r>
+      <w:r>
+        <w:rPr>
+          <w:rFonts w:ascii="Arial" w:hAnsi="Arial" w:cs="Arial"/>
+          <w:b/>
+          <w:lang w:val="es-CO"/>
+        </w:rPr>
+      </w:r>
+      <w:r>
+        <w:rPr>
+          <w:rFonts w:ascii="Arial" w:hAnsi="Arial" w:cs="Arial"/>
+          <w:b/>
+          <w:lang w:val="es-CO"/>
+        </w:rPr>
       </w:r>
     </w:p>
     <w:p>
@@ -2747,23 +2381,23 @@
           <w:b/>
           <w:lang w:val="es-CO"/>
         </w:rPr>
-        <w:t xml:space="preserve">Foto tomas </w:t>
-      </w:r>
-      <w:r>
-        <w:rPr>
-          <w:rFonts w:ascii="Arial" w:hAnsi="Arial" w:cs="Arial"/>
-          <w:b/>
-          <w:lang w:val="es-CO"/>
-        </w:rPr>
-        <w:t>eléctricas (</w:t>
-      </w:r>
-      <w:r>
-        <w:rPr>
-          <w:rFonts w:ascii="Arial" w:hAnsi="Arial" w:cs="Arial"/>
-          <w:b/>
-          <w:lang w:val="es-CO"/>
-        </w:rPr>
-        <w:t>400x300 pixeles).</w:t>
+        <w:t>Foto tomas eléctricas (400x300 pixeles).</w:t>
+        <w:br/>
+        <w:t>{foto_tomas_electricas}</w:t>
+      </w:r>
+      <w:r>
+        <w:rPr>
+          <w:rFonts w:ascii="Arial" w:hAnsi="Arial" w:cs="Arial"/>
+          <w:b/>
+          <w:lang w:val="es-CO"/>
+        </w:rPr>
+      </w:r>
+      <w:r>
+        <w:rPr>
+          <w:rFonts w:ascii="Arial" w:hAnsi="Arial" w:cs="Arial"/>
+          <w:b/>
+          <w:lang w:val="es-CO"/>
+        </w:rPr>
       </w:r>
     </w:p>
     <w:p>
@@ -3067,8 +2701,9 @@
           <w:b/>
           <w:lang w:val="es-CO"/>
         </w:rPr>
-        <w:lastRenderedPageBreak/>
         <w:t>Foto Voltaje [Relación Neutro-Tierra] (400x300 pixeles).</w:t>
+        <w:br/>
+        <w:t>{foto_voltaje}</w:t>
       </w:r>
     </w:p>
     <w:p>
@@ -3292,6 +2927,8 @@
           <w:lang w:val="es-CO"/>
         </w:rPr>
         <w:t>Evidencia de versión o firmware de los equipos</w:t>
+        <w:br/>
+        <w:t>{firmware_info}</w:t>
       </w:r>
     </w:p>
     <w:p>
@@ -3359,6 +2996,8 @@
           <w:lang w:val="es-CO"/>
         </w:rPr>
         <w:t xml:space="preserve">Evidencia de configuración de equipo Router </w:t>
+        <w:br/>
+        <w:t>{config_router}</w:t>
       </w:r>
     </w:p>
     <w:p>
@@ -3401,87 +3040,79 @@
           <w:b/>
           <w:lang w:val="es-CO"/>
         </w:rPr>
-        <w:t xml:space="preserve">Evidencia de conectividad entre el equipo terminal </w:t>
-      </w:r>
-      <w:r>
-        <w:rPr>
-          <w:rFonts w:ascii="Arial" w:hAnsi="Arial" w:cs="Arial"/>
-          <w:b/>
-          <w:lang w:val="es-CO"/>
-        </w:rPr>
-        <w:t xml:space="preserve">del cliente </w:t>
-      </w:r>
-      <w:r>
-        <w:rPr>
-          <w:rFonts w:ascii="Arial" w:hAnsi="Arial" w:cs="Arial"/>
-          <w:b/>
-          <w:lang w:val="es-CO"/>
-        </w:rPr>
-        <w:t xml:space="preserve">hacia el </w:t>
-      </w:r>
-      <w:r>
-        <w:rPr>
-          <w:rFonts w:ascii="Arial" w:hAnsi="Arial" w:cs="Arial"/>
-          <w:b/>
-          <w:lang w:val="es-CO"/>
-        </w:rPr>
-        <w:t>Router</w:t>
-      </w:r>
-      <w:r>
-        <w:rPr>
-          <w:rFonts w:ascii="Arial" w:hAnsi="Arial" w:cs="Arial"/>
-          <w:b/>
-          <w:lang w:val="es-CO"/>
-        </w:rPr>
-        <w:t xml:space="preserve"> (juniper,</w:t>
-      </w:r>
-      <w:r>
-        <w:rPr>
-          <w:rFonts w:ascii="Arial" w:hAnsi="Arial" w:cs="Arial"/>
-          <w:b/>
-          <w:lang w:val="es-CO"/>
-        </w:rPr>
-        <w:t xml:space="preserve"> Huawei</w:t>
-      </w:r>
-      <w:r>
-        <w:rPr>
-          <w:rFonts w:ascii="Arial" w:hAnsi="Arial" w:cs="Arial"/>
-          <w:b/>
-          <w:lang w:val="es-CO"/>
-        </w:rPr>
-        <w:t>,</w:t>
-      </w:r>
-      <w:r>
-        <w:rPr>
-          <w:rFonts w:ascii="Arial" w:hAnsi="Arial" w:cs="Arial"/>
-          <w:b/>
-          <w:lang w:val="es-CO"/>
-        </w:rPr>
-        <w:t xml:space="preserve"> </w:t>
-      </w:r>
-      <w:r>
-        <w:rPr>
-          <w:rFonts w:ascii="Arial" w:hAnsi="Arial" w:cs="Arial"/>
-          <w:b/>
-          <w:lang w:val="es-CO"/>
-        </w:rPr>
-        <w:t>cisco</w:t>
-      </w:r>
-      <w:r>
-        <w:rPr>
-          <w:rFonts w:ascii="Arial" w:hAnsi="Arial" w:cs="Arial"/>
-          <w:b/>
-          <w:lang w:val="es-CO"/>
-        </w:rPr>
-        <w:t>, etc.</w:t>
-      </w:r>
-      <w:r>
-        <w:rPr>
-          <w:rFonts w:ascii="Arial" w:hAnsi="Arial" w:cs="Arial"/>
-          <w:b/>
-          <w:lang w:val="es-CO"/>
-        </w:rPr>
-        <w:t>)</w:t>
+        <w:t>Evidencia de conectividad entre el equipo terminal del cliente hacia el Router (juniper, Huawei, cisco, etc.)</w:t>
+        <w:br/>
+        <w:t>{conectividad_terminal_router}</w:t>
+      </w:r>
+      <w:r>
+        <w:rPr>
+          <w:rFonts w:ascii="Arial" w:hAnsi="Arial" w:cs="Arial"/>
+          <w:b/>
+          <w:lang w:val="es-CO"/>
+        </w:rPr>
+      </w:r>
+      <w:r>
+        <w:rPr>
+          <w:rFonts w:ascii="Arial" w:hAnsi="Arial" w:cs="Arial"/>
+          <w:b/>
+          <w:lang w:val="es-CO"/>
+        </w:rPr>
+      </w:r>
+      <w:r>
+        <w:rPr>
+          <w:rFonts w:ascii="Arial" w:hAnsi="Arial" w:cs="Arial"/>
+          <w:b/>
+          <w:lang w:val="es-CO"/>
+        </w:rPr>
+      </w:r>
+      <w:r>
+        <w:rPr>
+          <w:rFonts w:ascii="Arial" w:hAnsi="Arial" w:cs="Arial"/>
+          <w:b/>
+          <w:lang w:val="es-CO"/>
+        </w:rPr>
+      </w:r>
+      <w:r>
+        <w:rPr>
+          <w:rFonts w:ascii="Arial" w:hAnsi="Arial" w:cs="Arial"/>
+          <w:b/>
+          <w:lang w:val="es-CO"/>
+        </w:rPr>
+      </w:r>
+      <w:r>
+        <w:rPr>
+          <w:rFonts w:ascii="Arial" w:hAnsi="Arial" w:cs="Arial"/>
+          <w:b/>
+          <w:lang w:val="es-CO"/>
+        </w:rPr>
+      </w:r>
+      <w:r>
+        <w:rPr>
+          <w:rFonts w:ascii="Arial" w:hAnsi="Arial" w:cs="Arial"/>
+          <w:b/>
+          <w:lang w:val="es-CO"/>
+        </w:rPr>
+      </w:r>
+      <w:r>
+        <w:rPr>
+          <w:rFonts w:ascii="Arial" w:hAnsi="Arial" w:cs="Arial"/>
+          <w:b/>
+          <w:lang w:val="es-CO"/>
+        </w:rPr>
+      </w:r>
+      <w:r>
+        <w:rPr>
+          <w:rFonts w:ascii="Arial" w:hAnsi="Arial" w:cs="Arial"/>
+          <w:b/>
+          <w:lang w:val="es-CO"/>
+        </w:rPr>
+      </w:r>
+      <w:r>
+        <w:rPr>
+          <w:rFonts w:ascii="Arial" w:hAnsi="Arial" w:cs="Arial"/>
+          <w:b/>
+          <w:lang w:val="es-CO"/>
+        </w:rPr>
       </w:r>
     </w:p>
     <w:p>
@@ -3538,23 +3169,23 @@
           <w:b/>
           <w:lang w:val="es-CO"/>
         </w:rPr>
-        <w:t>Evidencia de c</w:t>
-      </w:r>
-      <w:r>
-        <w:rPr>
-          <w:rFonts w:ascii="Arial" w:hAnsi="Arial" w:cs="Arial"/>
-          <w:b/>
-          <w:lang w:val="es-CO"/>
-        </w:rPr>
-        <w:t>onect</w:t>
-      </w:r>
-      <w:r>
-        <w:rPr>
-          <w:rFonts w:ascii="Arial" w:hAnsi="Arial" w:cs="Arial"/>
-          <w:b/>
-          <w:lang w:val="es-CO"/>
-        </w:rPr>
-        <w:t>ividad entre equipo terminal del cliente hacia Internet</w:t>
+        <w:t>Evidencia de conectividad entre equipo terminal del cliente hacia Internet</w:t>
+        <w:br/>
+        <w:t>{conectividad_terminal_internet}</w:t>
+      </w:r>
+      <w:r>
+        <w:rPr>
+          <w:rFonts w:ascii="Arial" w:hAnsi="Arial" w:cs="Arial"/>
+          <w:b/>
+          <w:lang w:val="es-CO"/>
+        </w:rPr>
+      </w:r>
+      <w:r>
+        <w:rPr>
+          <w:rFonts w:ascii="Arial" w:hAnsi="Arial" w:cs="Arial"/>
+          <w:b/>
+          <w:lang w:val="es-CO"/>
+        </w:rPr>
       </w:r>
     </w:p>
     <w:p>
@@ -3617,15 +3248,16 @@
           <w:b/>
           <w:lang w:val="es-CO"/>
         </w:rPr>
-        <w:t xml:space="preserve">Registro </w:t>
-      </w:r>
-      <w:r>
-        <w:rPr>
-          <w:rFonts w:ascii="Arial" w:hAnsi="Arial" w:cs="Arial"/>
-          <w:b/>
-          <w:lang w:val="es-CO"/>
-        </w:rPr>
-        <w:t xml:space="preserve">de saturación </w:t>
+        <w:t xml:space="preserve">Registro de saturación </w:t>
+        <w:br/>
+        <w:t>{registro_saturacion}</w:t>
+      </w:r>
+      <w:r>
+        <w:rPr>
+          <w:rFonts w:ascii="Arial" w:hAnsi="Arial" w:cs="Arial"/>
+          <w:b/>
+          <w:lang w:val="es-CO"/>
+        </w:rPr>
       </w:r>
     </w:p>
     <w:p>
@@ -3796,23 +3428,8 @@
             <w:vAlign w:val="center"/>
           </w:tcPr>
           <w:p>
-            <w:pPr>
-              <w:jc w:val="center"/>
-              <w:rPr>
-                <w:rFonts w:ascii="Arial" w:hAnsi="Arial" w:cs="Arial"/>
-                <w:b/>
-                <w:bCs/>
-                <w:lang w:val="en-US"/>
-              </w:rPr>
-            </w:pPr>
             <w:r>
-              <w:rPr>
-                <w:rFonts w:ascii="Arial" w:hAnsi="Arial" w:cs="Arial"/>
-                <w:b/>
-                <w:bCs/>
-                <w:lang w:val="en-US"/>
-              </w:rPr>
-              <w:t>X</w:t>
+              <w:t>{equipos_cliente_conectados_x_si}</w:t>
             </w:r>
           </w:p>
         </w:tc>
@@ -3866,15 +3483,9 @@
             <w:vAlign w:val="center"/>
           </w:tcPr>
           <w:p>
-            <w:pPr>
-              <w:jc w:val="center"/>
-              <w:rPr>
-                <w:rFonts w:ascii="Arial" w:hAnsi="Arial" w:cs="Arial"/>
-                <w:b/>
-                <w:bCs/>
-                <w:lang w:val="en-US"/>
-              </w:rPr>
-            </w:pPr>
+            <w:r>
+              <w:t>{equipos_cliente_conectados_x_no}</w:t>
+            </w:r>
           </w:p>
         </w:tc>
       </w:tr>
@@ -3998,23 +3609,8 @@
             <w:vAlign w:val="center"/>
           </w:tcPr>
           <w:p>
-            <w:pPr>
-              <w:jc w:val="center"/>
-              <w:rPr>
-                <w:rFonts w:ascii="Arial" w:hAnsi="Arial" w:cs="Arial"/>
-                <w:b/>
-                <w:bCs/>
-                <w:lang w:val="en-US"/>
-              </w:rPr>
-            </w:pPr>
             <w:r>
-              <w:rPr>
-                <w:rFonts w:ascii="Arial" w:hAnsi="Arial" w:cs="Arial"/>
-                <w:b/>
-                <w:bCs/>
-                <w:lang w:val="en-US"/>
-              </w:rPr>
-              <w:t>X</w:t>
+              <w:t>{equipos_configurados_x_si}</w:t>
             </w:r>
           </w:p>
         </w:tc>
@@ -4068,15 +3664,9 @@
             <w:vAlign w:val="center"/>
           </w:tcPr>
           <w:p>
-            <w:pPr>
-              <w:jc w:val="center"/>
-              <w:rPr>
-                <w:rFonts w:ascii="Arial" w:hAnsi="Arial" w:cs="Arial"/>
-                <w:b/>
-                <w:bCs/>
-                <w:lang w:val="en-US"/>
-              </w:rPr>
-            </w:pPr>
+            <w:r>
+              <w:t>{equipos_configurados_x_no}</w:t>
+            </w:r>
           </w:p>
         </w:tc>
       </w:tr>
@@ -4122,6 +3712,8 @@
           <w:lang w:val="es-CO"/>
         </w:rPr>
         <w:t>Observaciones</w:t>
+        <w:br/>
+        <w:t>{conexiones_observaciones}</w:t>
       </w:r>
     </w:p>
     <w:p>
